--- a/dist/TwinRain Document Processor/_internal/Documents/Cover Letters/Wilson/10. All Declaration.docx
+++ b/dist/TwinRain Document Processor/_internal/Documents/Cover Letters/Wilson/10. All Declaration.docx
@@ -595,9 +595,14 @@
           <w:szCs w:val="24"/>
           <w:lang w:val="en-CA"/>
         </w:rPr>
-        <w:t xml:space="preserve">Director: </w:t>
-      </w:r>
-      <w:r>
+        <w:t>Director: Executive Accounts</w:t>
+      </w:r>
+    </w:p>
+    <w:p>
+      <w:pPr>
+        <w:widowControl/>
+        <w:autoSpaceDE/>
+        <w:spacing w:line="254" w:lineRule="auto"/>
         <w:rPr>
           <w:rFonts w:ascii="Calibri" w:eastAsia="Calibri" w:hAnsi="Calibri" w:cs="Calibri"/>
           <w:b/>
@@ -606,14 +611,8 @@
           <w:szCs w:val="24"/>
           <w:lang w:val="en-CA"/>
         </w:rPr>
-        <w:t>Executive Accounts</w:t>
-      </w:r>
-    </w:p>
-    <w:p>
-      <w:pPr>
-        <w:widowControl/>
-        <w:autoSpaceDE/>
-        <w:spacing w:line="254" w:lineRule="auto"/>
+      </w:pPr>
+      <w:r>
         <w:rPr>
           <w:rFonts w:ascii="Calibri" w:eastAsia="Calibri" w:hAnsi="Calibri" w:cs="Calibri"/>
           <w:b/>
@@ -622,7 +621,9 @@
           <w:szCs w:val="24"/>
           <w:lang w:val="en-CA"/>
         </w:rPr>
-      </w:pPr>
+        <w:t xml:space="preserve">For </w:t>
+      </w:r>
+      <w:proofErr w:type="spellStart"/>
       <w:r>
         <w:rPr>
           <w:rFonts w:ascii="Calibri" w:eastAsia="Calibri" w:hAnsi="Calibri" w:cs="Calibri"/>
@@ -632,10 +633,21 @@
           <w:szCs w:val="24"/>
           <w:lang w:val="en-CA"/>
         </w:rPr>
-        <w:t>For Twinrain Technologies Solutions (PTY) Ltd</w:t>
+        <w:t>Twinrain</w:t>
+      </w:r>
+      <w:proofErr w:type="spellEnd"/>
+      <w:r>
+        <w:rPr>
+          <w:rFonts w:ascii="Calibri" w:eastAsia="Calibri" w:hAnsi="Calibri" w:cs="Calibri"/>
+          <w:b/>
+          <w:bCs/>
+          <w:sz w:val="24"/>
+          <w:szCs w:val="24"/>
+          <w:lang w:val="en-CA"/>
+        </w:rPr>
+        <w:t xml:space="preserve"> Technologies Solutions (PTY) Ltd</w:t>
       </w:r>
     </w:p>
-    <w:p/>
     <w:sectPr>
       <w:headerReference w:type="even" r:id="rId8"/>
       <w:headerReference w:type="default" r:id="rId9"/>
@@ -703,7 +715,27 @@
         <w:szCs w:val="14"/>
         <w:shd w:val="clear" w:color="auto" w:fill="FFFFFF"/>
       </w:rPr>
-      <w:t>Directors: S. Kakehongo (Director) N. Shikongo (Director)</w:t>
+      <w:t xml:space="preserve">Directors: S. </w:t>
+    </w:r>
+    <w:proofErr w:type="spellStart"/>
+    <w:r>
+      <w:rPr>
+        <w:color w:val="002060"/>
+        <w:sz w:val="14"/>
+        <w:szCs w:val="14"/>
+        <w:shd w:val="clear" w:color="auto" w:fill="FFFFFF"/>
+      </w:rPr>
+      <w:t>Kakehongo</w:t>
+    </w:r>
+    <w:proofErr w:type="spellEnd"/>
+    <w:r>
+      <w:rPr>
+        <w:color w:val="002060"/>
+        <w:sz w:val="14"/>
+        <w:szCs w:val="14"/>
+        <w:shd w:val="clear" w:color="auto" w:fill="FFFFFF"/>
+      </w:rPr>
+      <w:t xml:space="preserve"> (Director) N. Shikongo (Director)</w:t>
     </w:r>
   </w:p>
 </w:ftr>
@@ -2053,6 +2085,7 @@
   <w:style w:type="character" w:default="1" w:styleId="DefaultParagraphFont">
     <w:name w:val="Default Paragraph Font"/>
     <w:uiPriority w:val="1"/>
+    <w:semiHidden/>
     <w:unhideWhenUsed/>
   </w:style>
   <w:style w:type="table" w:default="1" w:styleId="TableNormal">
